--- a/data/niveles/Reportes/Archivo/Reporte_Niveles_Hidrometricos_2026-09-15_0800.docx
+++ b/data/niveles/Reportes/Archivo/Reporte_Niveles_Hidrometricos_2026-09-15_0800.docx
@@ -2401,7 +2401,7 @@
                 <w:b w:val="0"/>
                 <w:sz w:val="13"/>
               </w:rPr>
-              <w:t>34.50</w:t>
+              <w:t>12.16</w:t>
             </w:r>
           </w:p>
         </w:tc>
@@ -2416,7 +2416,7 @@
                 <w:b w:val="0"/>
                 <w:sz w:val="13"/>
               </w:rPr>
-              <w:t>15.29 arriba</w:t>
+              <w:t>7.05 abajo</w:t>
             </w:r>
           </w:p>
         </w:tc>
@@ -2446,7 +2446,7 @@
                 <w:b w:val="0"/>
                 <w:sz w:val="13"/>
               </w:rPr>
-              <w:t>+22.24</w:t>
+              <w:t>-0.10</w:t>
             </w:r>
           </w:p>
         </w:tc>
@@ -2461,7 +2461,7 @@
                 <w:b w:val="0"/>
                 <w:sz w:val="13"/>
               </w:rPr>
-              <w:t>+22.24</w:t>
+              <w:t>-0.10</w:t>
             </w:r>
           </w:p>
         </w:tc>
@@ -2476,7 +2476,7 @@
                 <w:b w:val="0"/>
                 <w:sz w:val="13"/>
               </w:rPr>
-              <w:t>Ascenso</w:t>
+              <w:t>Descenso</w:t>
             </w:r>
           </w:p>
         </w:tc>
@@ -4397,7 +4397,7 @@
                 <w:b w:val="0"/>
                 <w:sz w:val="14"/>
               </w:rPr>
-              <w:t>+22.19</w:t>
+              <w:t>-0.15</w:t>
             </w:r>
           </w:p>
         </w:tc>
@@ -4412,7 +4412,7 @@
                 <w:b w:val="0"/>
                 <w:sz w:val="14"/>
               </w:rPr>
-              <w:t>+22.09</w:t>
+              <w:t>-0.25</w:t>
             </w:r>
           </w:p>
         </w:tc>
@@ -4427,7 +4427,7 @@
                 <w:b w:val="0"/>
                 <w:sz w:val="14"/>
               </w:rPr>
-              <w:t>+22.00</w:t>
+              <w:t>-0.34</w:t>
             </w:r>
           </w:p>
         </w:tc>
@@ -4442,7 +4442,7 @@
                 <w:b w:val="0"/>
                 <w:sz w:val="14"/>
               </w:rPr>
-              <w:t>15.29 arriba</w:t>
+              <w:t>7.05 abajo</w:t>
             </w:r>
           </w:p>
         </w:tc>
@@ -4457,7 +4457,7 @@
                 <w:b w:val="0"/>
                 <w:sz w:val="14"/>
               </w:rPr>
-              <w:t>+12.93</w:t>
+              <w:t>-9.41</w:t>
             </w:r>
           </w:p>
         </w:tc>

--- a/data/niveles/Reportes/Archivo/Reporte_Niveles_Hidrometricos_2026-09-15_0800.docx
+++ b/data/niveles/Reportes/Archivo/Reporte_Niveles_Hidrometricos_2026-09-15_0800.docx
@@ -273,7 +273,7 @@
                 <w:b w:val="0"/>
                 <w:sz w:val="13"/>
               </w:rPr>
-              <w:t>11.40</w:t>
+              <w:t>11.43</w:t>
             </w:r>
           </w:p>
         </w:tc>
@@ -288,7 +288,7 @@
                 <w:b w:val="0"/>
                 <w:sz w:val="13"/>
               </w:rPr>
-              <w:t>3.50 abajo</w:t>
+              <w:t>3.47 abajo</w:t>
             </w:r>
           </w:p>
         </w:tc>
@@ -318,7 +318,7 @@
                 <w:b w:val="0"/>
                 <w:sz w:val="13"/>
               </w:rPr>
-              <w:t>-0.01</w:t>
+              <w:t>+0.02</w:t>
             </w:r>
           </w:p>
         </w:tc>
@@ -333,7 +333,7 @@
                 <w:b w:val="0"/>
                 <w:sz w:val="13"/>
               </w:rPr>
-              <w:t>-0.01</w:t>
+              <w:t>+0.02</w:t>
             </w:r>
           </w:p>
         </w:tc>
@@ -348,7 +348,7 @@
                 <w:b w:val="0"/>
                 <w:sz w:val="13"/>
               </w:rPr>
-              <w:t>Estable</w:t>
+              <w:t>Cambio a ascenso</w:t>
             </w:r>
           </w:p>
         </w:tc>
@@ -425,7 +425,7 @@
                 <w:b w:val="0"/>
                 <w:sz w:val="13"/>
               </w:rPr>
-              <w:t>3.45</w:t>
+              <w:t>3.50</w:t>
             </w:r>
           </w:p>
         </w:tc>
@@ -440,7 +440,7 @@
                 <w:b w:val="0"/>
                 <w:sz w:val="13"/>
               </w:rPr>
-              <w:t>5.32 abajo</w:t>
+              <w:t>5.27 abajo</w:t>
             </w:r>
           </w:p>
         </w:tc>
@@ -470,7 +470,7 @@
                 <w:b w:val="0"/>
                 <w:sz w:val="13"/>
               </w:rPr>
-              <w:t>+0.04</w:t>
+              <w:t>+0.09</w:t>
             </w:r>
           </w:p>
         </w:tc>
@@ -485,7 +485,7 @@
                 <w:b w:val="0"/>
                 <w:sz w:val="13"/>
               </w:rPr>
-              <w:t>+0.04</w:t>
+              <w:t>+0.09</w:t>
             </w:r>
           </w:p>
         </w:tc>
@@ -729,7 +729,7 @@
                 <w:b w:val="0"/>
                 <w:sz w:val="13"/>
               </w:rPr>
-              <w:t>15.72</w:t>
+              <w:t>15.74</w:t>
             </w:r>
           </w:p>
         </w:tc>
@@ -744,7 +744,7 @@
                 <w:b w:val="0"/>
                 <w:sz w:val="13"/>
               </w:rPr>
-              <w:t>8.91 abajo</w:t>
+              <w:t>8.89 abajo</w:t>
             </w:r>
           </w:p>
         </w:tc>
@@ -774,7 +774,7 @@
                 <w:b w:val="0"/>
                 <w:sz w:val="13"/>
               </w:rPr>
-              <w:t>-0.01</w:t>
+              <w:t>+0.01</w:t>
             </w:r>
           </w:p>
         </w:tc>
@@ -789,7 +789,7 @@
                 <w:b w:val="0"/>
                 <w:sz w:val="13"/>
               </w:rPr>
-              <w:t>-0.01</w:t>
+              <w:t>+0.01</w:t>
             </w:r>
           </w:p>
         </w:tc>
@@ -881,7 +881,7 @@
                 <w:b w:val="0"/>
                 <w:sz w:val="13"/>
               </w:rPr>
-              <w:t>33.71</w:t>
+              <w:t>33.72</w:t>
             </w:r>
           </w:p>
         </w:tc>
@@ -896,7 +896,7 @@
                 <w:b w:val="0"/>
                 <w:sz w:val="13"/>
               </w:rPr>
-              <w:t>4.00 abajo</w:t>
+              <w:t>3.99 abajo</w:t>
             </w:r>
           </w:p>
         </w:tc>
@@ -926,7 +926,7 @@
                 <w:b w:val="0"/>
                 <w:sz w:val="13"/>
               </w:rPr>
-              <w:t>-0.01</w:t>
+              <w:t>+0.00</w:t>
             </w:r>
           </w:p>
         </w:tc>
@@ -941,7 +941,7 @@
                 <w:b w:val="0"/>
                 <w:sz w:val="13"/>
               </w:rPr>
-              <w:t>-0.01</w:t>
+              <w:t>+0.00</w:t>
             </w:r>
           </w:p>
         </w:tc>
@@ -1033,7 +1033,7 @@
                 <w:b w:val="0"/>
                 <w:sz w:val="13"/>
               </w:rPr>
-              <w:t>25.00</w:t>
+              <w:t>24.98</w:t>
             </w:r>
           </w:p>
         </w:tc>
@@ -1048,7 +1048,7 @@
                 <w:b w:val="0"/>
                 <w:sz w:val="13"/>
               </w:rPr>
-              <w:t>4.65 abajo</w:t>
+              <w:t>4.67 abajo</w:t>
             </w:r>
           </w:p>
         </w:tc>
@@ -1078,7 +1078,7 @@
                 <w:b w:val="0"/>
                 <w:sz w:val="13"/>
               </w:rPr>
-              <w:t>+0.02</w:t>
+              <w:t>+0.00</w:t>
             </w:r>
           </w:p>
         </w:tc>
@@ -1093,7 +1093,7 @@
                 <w:b w:val="0"/>
                 <w:sz w:val="13"/>
               </w:rPr>
-              <w:t>+0.02</w:t>
+              <w:t>+0.00</w:t>
             </w:r>
           </w:p>
         </w:tc>
@@ -1108,7 +1108,7 @@
                 <w:b w:val="0"/>
                 <w:sz w:val="13"/>
               </w:rPr>
-              <w:t>Ascenso</w:t>
+              <w:t>Estable</w:t>
             </w:r>
           </w:p>
         </w:tc>
@@ -1185,7 +1185,7 @@
                 <w:b w:val="0"/>
                 <w:sz w:val="13"/>
               </w:rPr>
-              <w:t>19.90</w:t>
+              <w:t>19.94</w:t>
             </w:r>
           </w:p>
         </w:tc>
@@ -1200,7 +1200,7 @@
                 <w:b w:val="0"/>
                 <w:sz w:val="13"/>
               </w:rPr>
-              <w:t>3.22 abajo</w:t>
+              <w:t>3.18 abajo</w:t>
             </w:r>
           </w:p>
         </w:tc>
@@ -1230,7 +1230,7 @@
                 <w:b w:val="0"/>
                 <w:sz w:val="13"/>
               </w:rPr>
-              <w:t>-0.04</w:t>
+              <w:t>+0.00</w:t>
             </w:r>
           </w:p>
         </w:tc>
@@ -1245,7 +1245,7 @@
                 <w:b w:val="0"/>
                 <w:sz w:val="13"/>
               </w:rPr>
-              <w:t>-0.04</w:t>
+              <w:t>+0.00</w:t>
             </w:r>
           </w:p>
         </w:tc>
@@ -1260,7 +1260,7 @@
                 <w:b w:val="0"/>
                 <w:sz w:val="13"/>
               </w:rPr>
-              <w:t>Descenso</w:t>
+              <w:t>Estable</w:t>
             </w:r>
           </w:p>
         </w:tc>
@@ -1337,7 +1337,7 @@
                 <w:b w:val="0"/>
                 <w:sz w:val="13"/>
               </w:rPr>
-              <w:t>1.62</w:t>
+              <w:t>1.56</w:t>
             </w:r>
           </w:p>
         </w:tc>
@@ -1352,7 +1352,7 @@
                 <w:b w:val="0"/>
                 <w:sz w:val="13"/>
               </w:rPr>
-              <w:t>5.87 abajo</w:t>
+              <w:t>5.93 abajo</w:t>
             </w:r>
           </w:p>
         </w:tc>
@@ -1382,7 +1382,7 @@
                 <w:b w:val="0"/>
                 <w:sz w:val="13"/>
               </w:rPr>
-              <w:t>+0.11</w:t>
+              <w:t>+0.05</w:t>
             </w:r>
           </w:p>
         </w:tc>
@@ -1397,7 +1397,7 @@
                 <w:b w:val="0"/>
                 <w:sz w:val="13"/>
               </w:rPr>
-              <w:t>+0.11</w:t>
+              <w:t>+0.05</w:t>
             </w:r>
           </w:p>
         </w:tc>
@@ -1489,7 +1489,7 @@
                 <w:b w:val="0"/>
                 <w:sz w:val="13"/>
               </w:rPr>
-              <w:t>0.36</w:t>
+              <w:t>0.30</w:t>
             </w:r>
           </w:p>
         </w:tc>
@@ -1504,7 +1504,7 @@
                 <w:b w:val="0"/>
                 <w:sz w:val="13"/>
               </w:rPr>
-              <w:t>6.64 abajo</w:t>
+              <w:t>6.70 abajo</w:t>
             </w:r>
           </w:p>
         </w:tc>
@@ -1534,7 +1534,7 @@
                 <w:b w:val="0"/>
                 <w:sz w:val="13"/>
               </w:rPr>
-              <w:t>+0.07</w:t>
+              <w:t>+0.01</w:t>
             </w:r>
           </w:p>
         </w:tc>
@@ -1549,7 +1549,7 @@
                 <w:b w:val="0"/>
                 <w:sz w:val="13"/>
               </w:rPr>
-              <w:t>+0.07</w:t>
+              <w:t>+0.01</w:t>
             </w:r>
           </w:p>
         </w:tc>
@@ -1641,7 +1641,7 @@
                 <w:b w:val="0"/>
                 <w:sz w:val="13"/>
               </w:rPr>
-              <w:t>0.26</w:t>
+              <w:t>0.20</w:t>
             </w:r>
           </w:p>
         </w:tc>
@@ -1686,7 +1686,7 @@
                 <w:b w:val="0"/>
                 <w:sz w:val="13"/>
               </w:rPr>
-              <w:t>+0.07</w:t>
+              <w:t>+0.01</w:t>
             </w:r>
           </w:p>
         </w:tc>
@@ -1701,7 +1701,7 @@
                 <w:b w:val="0"/>
                 <w:sz w:val="13"/>
               </w:rPr>
-              <w:t>+0.07</w:t>
+              <w:t>+0.01</w:t>
             </w:r>
           </w:p>
         </w:tc>
@@ -1793,7 +1793,7 @@
                 <w:b w:val="0"/>
                 <w:sz w:val="13"/>
               </w:rPr>
-              <w:t>0.15</w:t>
+              <w:t>0.05</w:t>
             </w:r>
           </w:p>
         </w:tc>
@@ -1808,7 +1808,7 @@
                 <w:b w:val="0"/>
                 <w:sz w:val="13"/>
               </w:rPr>
-              <w:t>4.59 abajo</w:t>
+              <w:t>4.69 abajo</w:t>
             </w:r>
           </w:p>
         </w:tc>
@@ -1838,7 +1838,7 @@
                 <w:b w:val="0"/>
                 <w:sz w:val="13"/>
               </w:rPr>
-              <w:t>+0.10</w:t>
+              <w:t>+0.00</w:t>
             </w:r>
           </w:p>
         </w:tc>
@@ -1853,7 +1853,7 @@
                 <w:b w:val="0"/>
                 <w:sz w:val="13"/>
               </w:rPr>
-              <w:t>+0.10</w:t>
+              <w:t>+0.00</w:t>
             </w:r>
           </w:p>
         </w:tc>
@@ -1868,7 +1868,7 @@
                 <w:b w:val="0"/>
                 <w:sz w:val="13"/>
               </w:rPr>
-              <w:t>Ascenso</w:t>
+              <w:t>Estable</w:t>
             </w:r>
           </w:p>
         </w:tc>
@@ -1945,7 +1945,7 @@
                 <w:b w:val="0"/>
                 <w:sz w:val="13"/>
               </w:rPr>
-              <w:t>2.12</w:t>
+              <w:t>2.13</w:t>
             </w:r>
           </w:p>
         </w:tc>
@@ -1960,7 +1960,7 @@
                 <w:b w:val="0"/>
                 <w:sz w:val="13"/>
               </w:rPr>
-              <w:t>8.87 abajo</w:t>
+              <w:t>8.86 abajo</w:t>
             </w:r>
           </w:p>
         </w:tc>
@@ -1990,7 +1990,7 @@
                 <w:b w:val="0"/>
                 <w:sz w:val="13"/>
               </w:rPr>
-              <w:t>-0.01</w:t>
+              <w:t>+0.00</w:t>
             </w:r>
           </w:p>
         </w:tc>
@@ -2005,7 +2005,7 @@
                 <w:b w:val="0"/>
                 <w:sz w:val="13"/>
               </w:rPr>
-              <w:t>-0.01</w:t>
+              <w:t>+0.00</w:t>
             </w:r>
           </w:p>
         </w:tc>
@@ -2097,7 +2097,7 @@
                 <w:b w:val="0"/>
                 <w:sz w:val="13"/>
               </w:rPr>
-              <w:t>1.08</w:t>
+              <w:t>1.09</w:t>
             </w:r>
           </w:p>
         </w:tc>
@@ -2112,7 +2112,7 @@
                 <w:b w:val="0"/>
                 <w:sz w:val="13"/>
               </w:rPr>
-              <w:t>8.77 abajo</w:t>
+              <w:t>8.76 abajo</w:t>
             </w:r>
           </w:p>
         </w:tc>
@@ -2142,7 +2142,7 @@
                 <w:b w:val="0"/>
                 <w:sz w:val="13"/>
               </w:rPr>
-              <w:t>+0.00</w:t>
+              <w:t>+0.01</w:t>
             </w:r>
           </w:p>
         </w:tc>
@@ -2157,7 +2157,7 @@
                 <w:b w:val="0"/>
                 <w:sz w:val="13"/>
               </w:rPr>
-              <w:t>+0.00</w:t>
+              <w:t>+0.01</w:t>
             </w:r>
           </w:p>
         </w:tc>
@@ -2172,7 +2172,7 @@
                 <w:b w:val="0"/>
                 <w:sz w:val="13"/>
               </w:rPr>
-              <w:t>Estable</w:t>
+              <w:t>Ascenso</w:t>
             </w:r>
           </w:p>
         </w:tc>
@@ -2689,7 +2689,7 @@
                 <w:b w:val="0"/>
                 <w:sz w:val="14"/>
               </w:rPr>
-              <w:t>-0.03</w:t>
+              <w:t>+0.00</w:t>
             </w:r>
           </w:p>
         </w:tc>
@@ -2704,7 +2704,7 @@
                 <w:b w:val="0"/>
                 <w:sz w:val="14"/>
               </w:rPr>
-              <w:t>-0.08</w:t>
+              <w:t>-0.05</w:t>
             </w:r>
           </w:p>
         </w:tc>
@@ -2719,7 +2719,7 @@
                 <w:b w:val="0"/>
                 <w:sz w:val="14"/>
               </w:rPr>
-              <w:t>-0.20</w:t>
+              <w:t>-0.17</w:t>
             </w:r>
           </w:p>
         </w:tc>
@@ -2734,7 +2734,7 @@
                 <w:b w:val="0"/>
                 <w:sz w:val="14"/>
               </w:rPr>
-              <w:t>3.50 abajo</w:t>
+              <w:t>3.47 abajo</w:t>
             </w:r>
           </w:p>
         </w:tc>
@@ -2749,7 +2749,7 @@
                 <w:b w:val="0"/>
                 <w:sz w:val="14"/>
               </w:rPr>
-              <w:t>-7.10</w:t>
+              <w:t>-7.07</w:t>
             </w:r>
           </w:p>
         </w:tc>
@@ -2811,7 +2811,7 @@
                 <w:b w:val="0"/>
                 <w:sz w:val="14"/>
               </w:rPr>
-              <w:t>-0.05</w:t>
+              <w:t>+0.00</w:t>
             </w:r>
           </w:p>
         </w:tc>
@@ -2826,7 +2826,7 @@
                 <w:b w:val="0"/>
                 <w:sz w:val="14"/>
               </w:rPr>
-              <w:t>+0.09</w:t>
+              <w:t>+0.14</w:t>
             </w:r>
           </w:p>
         </w:tc>
@@ -2841,7 +2841,7 @@
                 <w:b w:val="0"/>
                 <w:sz w:val="14"/>
               </w:rPr>
-              <w:t>+0.09</w:t>
+              <w:t>+0.14</w:t>
             </w:r>
           </w:p>
         </w:tc>
@@ -2856,7 +2856,7 @@
                 <w:b w:val="0"/>
                 <w:sz w:val="14"/>
               </w:rPr>
-              <w:t>5.32 abajo</w:t>
+              <w:t>5.27 abajo</w:t>
             </w:r>
           </w:p>
         </w:tc>
@@ -2871,7 +2871,7 @@
                 <w:b w:val="0"/>
                 <w:sz w:val="14"/>
               </w:rPr>
-              <w:t>-6.75</w:t>
+              <w:t>-6.70</w:t>
             </w:r>
           </w:p>
         </w:tc>
@@ -3055,7 +3055,22 @@
                 <w:b w:val="0"/>
                 <w:sz w:val="14"/>
               </w:rPr>
-              <w:t>-0.02</w:t>
+              <w:t>+0.00</w:t>
+            </w:r>
+          </w:p>
+        </w:tc>
+        <w:tc>
+          <w:tcPr>
+            <w:tcW w:type="dxa" w:w="1818"/>
+          </w:tcPr>
+          <w:p>
+            <w:r>
+              <w:rPr>
+                <w:rFonts w:ascii="Arial" w:hAnsi="Arial"/>
+                <w:b w:val="0"/>
+                <w:sz w:val="14"/>
+              </w:rPr>
+              <w:t>-0.01</w:t>
             </w:r>
           </w:p>
         </w:tc>
@@ -3085,7 +3100,7 @@
                 <w:b w:val="0"/>
                 <w:sz w:val="14"/>
               </w:rPr>
-              <w:t>-0.05</w:t>
+              <w:t>8.89 abajo</w:t>
             </w:r>
           </w:p>
         </w:tc>
@@ -3100,22 +3115,7 @@
                 <w:b w:val="0"/>
                 <w:sz w:val="14"/>
               </w:rPr>
-              <w:t>8.91 abajo</w:t>
-            </w:r>
-          </w:p>
-        </w:tc>
-        <w:tc>
-          <w:tcPr>
-            <w:tcW w:type="dxa" w:w="1818"/>
-          </w:tcPr>
-          <w:p>
-            <w:r>
-              <w:rPr>
-                <w:rFonts w:ascii="Arial" w:hAnsi="Arial"/>
-                <w:b w:val="0"/>
-                <w:sz w:val="14"/>
-              </w:rPr>
-              <w:t>-12.43</w:t>
+              <w:t>-12.41</w:t>
             </w:r>
           </w:p>
         </w:tc>
@@ -3177,7 +3177,7 @@
                 <w:b w:val="0"/>
                 <w:sz w:val="14"/>
               </w:rPr>
-              <w:t>-0.01</w:t>
+              <w:t>+0.00</w:t>
             </w:r>
           </w:p>
         </w:tc>
@@ -3192,7 +3192,7 @@
                 <w:b w:val="0"/>
                 <w:sz w:val="14"/>
               </w:rPr>
-              <w:t>-0.11</w:t>
+              <w:t>-0.10</w:t>
             </w:r>
           </w:p>
         </w:tc>
@@ -3207,7 +3207,7 @@
                 <w:b w:val="0"/>
                 <w:sz w:val="14"/>
               </w:rPr>
-              <w:t>-0.06</w:t>
+              <w:t>-0.05</w:t>
             </w:r>
           </w:p>
         </w:tc>
@@ -3222,7 +3222,7 @@
                 <w:b w:val="0"/>
                 <w:sz w:val="14"/>
               </w:rPr>
-              <w:t>4.00 abajo</w:t>
+              <w:t>3.99 abajo</w:t>
             </w:r>
           </w:p>
         </w:tc>
@@ -3237,7 +3237,7 @@
                 <w:b w:val="0"/>
                 <w:sz w:val="14"/>
               </w:rPr>
-              <w:t>-5.85</w:t>
+              <w:t>-5.84</w:t>
             </w:r>
           </w:p>
         </w:tc>
@@ -3299,6 +3299,21 @@
                 <w:b w:val="0"/>
                 <w:sz w:val="14"/>
               </w:rPr>
+              <w:t>+0.00</w:t>
+            </w:r>
+          </w:p>
+        </w:tc>
+        <w:tc>
+          <w:tcPr>
+            <w:tcW w:type="dxa" w:w="1818"/>
+          </w:tcPr>
+          <w:p>
+            <w:r>
+              <w:rPr>
+                <w:rFonts w:ascii="Arial" w:hAnsi="Arial"/>
+                <w:b w:val="0"/>
+                <w:sz w:val="14"/>
+              </w:rPr>
               <w:t>+0.02</w:t>
             </w:r>
           </w:p>
@@ -3314,7 +3329,7 @@
                 <w:b w:val="0"/>
                 <w:sz w:val="14"/>
               </w:rPr>
-              <w:t>+0.04</w:t>
+              <w:t>+0.02</w:t>
             </w:r>
           </w:p>
         </w:tc>
@@ -3329,7 +3344,7 @@
                 <w:b w:val="0"/>
                 <w:sz w:val="14"/>
               </w:rPr>
-              <w:t>+0.04</w:t>
+              <w:t>4.67 abajo</w:t>
             </w:r>
           </w:p>
         </w:tc>
@@ -3344,22 +3359,7 @@
                 <w:b w:val="0"/>
                 <w:sz w:val="14"/>
               </w:rPr>
-              <w:t>4.65 abajo</w:t>
-            </w:r>
-          </w:p>
-        </w:tc>
-        <w:tc>
-          <w:tcPr>
-            <w:tcW w:type="dxa" w:w="1818"/>
-          </w:tcPr>
-          <w:p>
-            <w:r>
-              <w:rPr>
-                <w:rFonts w:ascii="Arial" w:hAnsi="Arial"/>
-                <w:b w:val="0"/>
-                <w:sz w:val="14"/>
-              </w:rPr>
-              <w:t>-6.35</w:t>
+              <w:t>-6.37</w:t>
             </w:r>
           </w:p>
         </w:tc>
@@ -3421,7 +3421,7 @@
                 <w:b w:val="0"/>
                 <w:sz w:val="14"/>
               </w:rPr>
-              <w:t>-0.04</w:t>
+              <w:t>+0.00</w:t>
             </w:r>
           </w:p>
         </w:tc>
@@ -3436,7 +3436,7 @@
                 <w:b w:val="0"/>
                 <w:sz w:val="14"/>
               </w:rPr>
-              <w:t>-0.06</w:t>
+              <w:t>-0.02</w:t>
             </w:r>
           </w:p>
         </w:tc>
@@ -3451,7 +3451,7 @@
                 <w:b w:val="0"/>
                 <w:sz w:val="14"/>
               </w:rPr>
-              <w:t>-0.14</w:t>
+              <w:t>-0.10</w:t>
             </w:r>
           </w:p>
         </w:tc>
@@ -3466,7 +3466,7 @@
                 <w:b w:val="0"/>
                 <w:sz w:val="14"/>
               </w:rPr>
-              <w:t>3.22 abajo</w:t>
+              <w:t>3.18 abajo</w:t>
             </w:r>
           </w:p>
         </w:tc>
@@ -3481,7 +3481,7 @@
                 <w:b w:val="0"/>
                 <w:sz w:val="14"/>
               </w:rPr>
-              <w:t>-6.76</w:t>
+              <w:t>-6.72</w:t>
             </w:r>
           </w:p>
         </w:tc>
@@ -3543,22 +3543,7 @@
                 <w:b w:val="0"/>
                 <w:sz w:val="14"/>
               </w:rPr>
-              <w:t>+0.06</w:t>
-            </w:r>
-          </w:p>
-        </w:tc>
-        <w:tc>
-          <w:tcPr>
-            <w:tcW w:type="dxa" w:w="1818"/>
-          </w:tcPr>
-          <w:p>
-            <w:r>
-              <w:rPr>
-                <w:rFonts w:ascii="Arial" w:hAnsi="Arial"/>
-                <w:b w:val="0"/>
-                <w:sz w:val="14"/>
-              </w:rPr>
-              <w:t>-0.10</w:t>
+              <w:t>+0.00</w:t>
             </w:r>
           </w:p>
         </w:tc>
@@ -3588,7 +3573,7 @@
                 <w:b w:val="0"/>
                 <w:sz w:val="14"/>
               </w:rPr>
-              <w:t>5.87 abajo</w:t>
+              <w:t>-0.22</w:t>
             </w:r>
           </w:p>
         </w:tc>
@@ -3603,7 +3588,22 @@
                 <w:b w:val="0"/>
                 <w:sz w:val="14"/>
               </w:rPr>
-              <w:t>-6.78</w:t>
+              <w:t>5.93 abajo</w:t>
+            </w:r>
+          </w:p>
+        </w:tc>
+        <w:tc>
+          <w:tcPr>
+            <w:tcW w:type="dxa" w:w="1818"/>
+          </w:tcPr>
+          <w:p>
+            <w:r>
+              <w:rPr>
+                <w:rFonts w:ascii="Arial" w:hAnsi="Arial"/>
+                <w:b w:val="0"/>
+                <w:sz w:val="14"/>
+              </w:rPr>
+              <w:t>-6.84</w:t>
             </w:r>
           </w:p>
         </w:tc>
@@ -3665,21 +3665,6 @@
                 <w:b w:val="0"/>
                 <w:sz w:val="14"/>
               </w:rPr>
-              <w:t>+0.06</w:t>
-            </w:r>
-          </w:p>
-        </w:tc>
-        <w:tc>
-          <w:tcPr>
-            <w:tcW w:type="dxa" w:w="1818"/>
-          </w:tcPr>
-          <w:p>
-            <w:r>
-              <w:rPr>
-                <w:rFonts w:ascii="Arial" w:hAnsi="Arial"/>
-                <w:b w:val="0"/>
-                <w:sz w:val="14"/>
-              </w:rPr>
               <w:t>+0.00</w:t>
             </w:r>
           </w:p>
@@ -3695,7 +3680,7 @@
                 <w:b w:val="0"/>
                 <w:sz w:val="14"/>
               </w:rPr>
-              <w:t>-0.02</w:t>
+              <w:t>-0.06</w:t>
             </w:r>
           </w:p>
         </w:tc>
@@ -3710,7 +3695,7 @@
                 <w:b w:val="0"/>
                 <w:sz w:val="14"/>
               </w:rPr>
-              <w:t>6.64 abajo</w:t>
+              <w:t>-0.08</w:t>
             </w:r>
           </w:p>
         </w:tc>
@@ -3725,7 +3710,22 @@
                 <w:b w:val="0"/>
                 <w:sz w:val="14"/>
               </w:rPr>
-              <w:t>-7.49</w:t>
+              <w:t>6.70 abajo</w:t>
+            </w:r>
+          </w:p>
+        </w:tc>
+        <w:tc>
+          <w:tcPr>
+            <w:tcW w:type="dxa" w:w="1818"/>
+          </w:tcPr>
+          <w:p>
+            <w:r>
+              <w:rPr>
+                <w:rFonts w:ascii="Arial" w:hAnsi="Arial"/>
+                <w:b w:val="0"/>
+                <w:sz w:val="14"/>
+              </w:rPr>
+              <w:t>-7.55</w:t>
             </w:r>
           </w:p>
         </w:tc>
@@ -3787,21 +3787,6 @@
                 <w:b w:val="0"/>
                 <w:sz w:val="14"/>
               </w:rPr>
-              <w:t>+0.06</w:t>
-            </w:r>
-          </w:p>
-        </w:tc>
-        <w:tc>
-          <w:tcPr>
-            <w:tcW w:type="dxa" w:w="1818"/>
-          </w:tcPr>
-          <w:p>
-            <w:r>
-              <w:rPr>
-                <w:rFonts w:ascii="Arial" w:hAnsi="Arial"/>
-                <w:b w:val="0"/>
-                <w:sz w:val="14"/>
-              </w:rPr>
               <w:t>+0.00</w:t>
             </w:r>
           </w:p>
@@ -3817,7 +3802,22 @@
                 <w:b w:val="0"/>
                 <w:sz w:val="14"/>
               </w:rPr>
-              <w:t>-0.02</w:t>
+              <w:t>-0.06</w:t>
+            </w:r>
+          </w:p>
+        </w:tc>
+        <w:tc>
+          <w:tcPr>
+            <w:tcW w:type="dxa" w:w="1818"/>
+          </w:tcPr>
+          <w:p>
+            <w:r>
+              <w:rPr>
+                <w:rFonts w:ascii="Arial" w:hAnsi="Arial"/>
+                <w:b w:val="0"/>
+                <w:sz w:val="14"/>
+              </w:rPr>
+              <w:t>-0.08</w:t>
             </w:r>
           </w:p>
         </w:tc>
@@ -3847,7 +3847,7 @@
                 <w:b w:val="0"/>
                 <w:sz w:val="14"/>
               </w:rPr>
-              <w:t>-6.97</w:t>
+              <w:t>-7.03</w:t>
             </w:r>
           </w:p>
         </w:tc>
@@ -3909,7 +3909,7 @@
                 <w:b w:val="0"/>
                 <w:sz w:val="14"/>
               </w:rPr>
-              <w:t>+0.10</w:t>
+              <w:t>+0.00</w:t>
             </w:r>
           </w:p>
         </w:tc>
@@ -3924,7 +3924,7 @@
                 <w:b w:val="0"/>
                 <w:sz w:val="14"/>
               </w:rPr>
-              <w:t>+0.03</w:t>
+              <w:t>-0.07</w:t>
             </w:r>
           </w:p>
         </w:tc>
@@ -3939,7 +3939,7 @@
                 <w:b w:val="0"/>
                 <w:sz w:val="14"/>
               </w:rPr>
-              <w:t>+0.11</w:t>
+              <w:t>+0.01</w:t>
             </w:r>
           </w:p>
         </w:tc>
@@ -3954,7 +3954,7 @@
                 <w:b w:val="0"/>
                 <w:sz w:val="14"/>
               </w:rPr>
-              <w:t>4.59 abajo</w:t>
+              <w:t>4.69 abajo</w:t>
             </w:r>
           </w:p>
         </w:tc>
@@ -3969,7 +3969,7 @@
                 <w:b w:val="0"/>
                 <w:sz w:val="14"/>
               </w:rPr>
-              <w:t>-6.52</w:t>
+              <w:t>-6.62</w:t>
             </w:r>
           </w:p>
         </w:tc>
@@ -4031,7 +4031,7 @@
                 <w:b w:val="0"/>
                 <w:sz w:val="14"/>
               </w:rPr>
-              <w:t>-0.01</w:t>
+              <w:t>+0.00</w:t>
             </w:r>
           </w:p>
         </w:tc>
@@ -4046,7 +4046,7 @@
                 <w:b w:val="0"/>
                 <w:sz w:val="14"/>
               </w:rPr>
-              <w:t>-0.03</w:t>
+              <w:t>-0.02</w:t>
             </w:r>
           </w:p>
         </w:tc>
@@ -4061,7 +4061,7 @@
                 <w:b w:val="0"/>
                 <w:sz w:val="14"/>
               </w:rPr>
-              <w:t>-0.03</w:t>
+              <w:t>-0.02</w:t>
             </w:r>
           </w:p>
         </w:tc>
@@ -4076,7 +4076,7 @@
                 <w:b w:val="0"/>
                 <w:sz w:val="14"/>
               </w:rPr>
-              <w:t>8.87 abajo</w:t>
+              <w:t>8.86 abajo</w:t>
             </w:r>
           </w:p>
         </w:tc>
@@ -4091,7 +4091,7 @@
                 <w:b w:val="0"/>
                 <w:sz w:val="14"/>
               </w:rPr>
-              <w:t>-12.60</w:t>
+              <w:t>-12.59</w:t>
             </w:r>
           </w:p>
         </w:tc>
@@ -4153,6 +4153,21 @@
                 <w:b w:val="0"/>
                 <w:sz w:val="14"/>
               </w:rPr>
+              <w:t>+0.00</w:t>
+            </w:r>
+          </w:p>
+        </w:tc>
+        <w:tc>
+          <w:tcPr>
+            <w:tcW w:type="dxa" w:w="1818"/>
+          </w:tcPr>
+          <w:p>
+            <w:r>
+              <w:rPr>
+                <w:rFonts w:ascii="Arial" w:hAnsi="Arial"/>
+                <w:b w:val="0"/>
+                <w:sz w:val="14"/>
+              </w:rPr>
               <w:t>-0.01</w:t>
             </w:r>
           </w:p>
@@ -4168,7 +4183,7 @@
                 <w:b w:val="0"/>
                 <w:sz w:val="14"/>
               </w:rPr>
-              <w:t>-0.02</w:t>
+              <w:t>-0.01</w:t>
             </w:r>
           </w:p>
         </w:tc>
@@ -4183,7 +4198,7 @@
                 <w:b w:val="0"/>
                 <w:sz w:val="14"/>
               </w:rPr>
-              <w:t>-0.02</w:t>
+              <w:t>8.76 abajo</w:t>
             </w:r>
           </w:p>
         </w:tc>
@@ -4198,22 +4213,7 @@
                 <w:b w:val="0"/>
                 <w:sz w:val="14"/>
               </w:rPr>
-              <w:t>8.77 abajo</w:t>
-            </w:r>
-          </w:p>
-        </w:tc>
-        <w:tc>
-          <w:tcPr>
-            <w:tcW w:type="dxa" w:w="1818"/>
-          </w:tcPr>
-          <w:p>
-            <w:r>
-              <w:rPr>
-                <w:rFonts w:ascii="Arial" w:hAnsi="Arial"/>
-                <w:b w:val="0"/>
-                <w:sz w:val="14"/>
-              </w:rPr>
-              <w:t>-11.70</w:t>
+              <w:t>-11.69</w:t>
             </w:r>
           </w:p>
         </w:tc>
